--- a/proactive-english-c1-sy/out/PE-C1-BK2-SY_Unit18_AnswerKey.docx
+++ b/proactive-english-c1-sy/out/PE-C1-BK2-SY_Unit18_AnswerKey.docx
@@ -28260,7 +28260,7 @@
                 <w:sz w:val="22"/>
                 <w:szCs w:val="22"/>
               </w:rPr>
-              <w:t xml:space="preserve">This is the fifth mediation of Book 2 and the clearest case of nobody being at fault, and the room must be made to say so about each of the four accounts in turn.</w:t>
+              <w:t xml:space="preserve">This is the sixth mediation of Book 2 and the clearest case of nobody being at fault, and the room must be made to say so about each of the four accounts in turn.</w:t>
             </w:r>
             <w:r>
               <w:rPr>
